--- a/tillsyn/A 5033-2024 tillsynsbegäran.docx
+++ b/tillsyn/A 5033-2024 tillsynsbegäran.docx
@@ -22,7 +22,7 @@
       <w:r>
         <w:drawing>
           <wp:inline xmlns:a="http://schemas.openxmlformats.org/drawingml/2006/main" xmlns:pic="http://schemas.openxmlformats.org/drawingml/2006/picture">
-            <wp:extent cx="5486400" cy="4264686"/>
+            <wp:extent cx="5486400" cy="4619133"/>
             <wp:docPr id="1" name="Picture 1"/>
             <wp:cNvGraphicFramePr>
               <a:graphicFrameLocks noChangeAspect="1"/>
@@ -43,7 +43,7 @@
                   <pic:spPr>
                     <a:xfrm>
                       <a:off x="0" y="0"/>
-                      <a:ext cx="5486400" cy="4264686"/>
+                      <a:ext cx="5486400" cy="4619133"/>
                     </a:xfrm>
                     <a:prstGeom prst="rect"/>
                   </pic:spPr>
@@ -60,12 +60,12 @@
         <w:spacing w:after="240"/>
       </w:pPr>
       <w:r>
-        <w:t>Figur 1. Fyndplatser för naturvårdsarter i avverkningsanmälan. Markörer utan svart kant är placerade på fyndplatsen. Markörer med svart kant är placerade vid sidan av fyndplatsen och har ett svart streck som visar fyndplatsens exakta position. Kartans mittpunktskoordinat är N 7033699, E 557680 i SWEREF 99 TM.</w:t>
+        <w:t>Figur 1. Fyndplatser för naturvårdsarter i och inom 22 meter från avverkningsanmälan. Markörer utan svart kant är placerade på fyndplatsen. Markörer med svart kant är placerade vid sidan av fyndplatsen och har ett svart streck som visar fyndplatsens exakta position. Kartans mittpunktskoordinat är N 7033699, E 557680 i SWEREF 99 TM.</w:t>
       </w:r>
     </w:p>
     <w:p>
       <w:r>
-        <w:t>I avverkningsanmälan finns fynd av 1 naturvårdsarter, varav 1 är typisk (T) och 1 är signalart (S): kransrams (S, T). Se Figur 1.</w:t>
+        <w:t>I och inom 22 meter från avverkningsanmälan finns fynd av 4 naturvårdsarter, varav 4 är typiska (T) och 1 är signalart (S): kransrams (S, T), kärrfibbla (T), kärrviol (T) och nordisk stormhatt (T). Se Figur 1.</w:t>
       </w:r>
     </w:p>
     <w:p>
@@ -119,6 +119,102 @@
         <w:t>(SLU Artdatabanken, 2025).</w:t>
       </w:r>
     </w:p>
+    <w:p>
+      <w:r>
+        <w:rPr>
+          <w:b/>
+        </w:rPr>
+        <w:t>Kärrfibbla</w:t>
+      </w:r>
+      <w:r>
+        <w:t xml:space="preserve"> är typisk art för </w:t>
+      </w:r>
+      <w:r>
+        <w:rPr>
+          <w:i/>
+        </w:rPr>
+        <w:t xml:space="preserve">9050 Näringsrik granskog, 9080 Lövsumpskog </w:t>
+      </w:r>
+      <w:r>
+        <w:t>och</w:t>
+      </w:r>
+      <w:r>
+        <w:rPr>
+          <w:i/>
+        </w:rPr>
+        <w:t xml:space="preserve"> 9040 Fjällbjörkskog </w:t>
+      </w:r>
+      <w:r>
+        <w:t>(SLU Artdatabanken, 2025).</w:t>
+      </w:r>
+    </w:p>
+    <w:p>
+      <w:r>
+        <w:rPr>
+          <w:b/>
+        </w:rPr>
+        <w:t xml:space="preserve">Kärrviol </w:t>
+      </w:r>
+      <w:r>
+        <w:t xml:space="preserve">är typisk art för </w:t>
+      </w:r>
+      <w:r>
+        <w:rPr>
+          <w:i/>
+        </w:rPr>
+        <w:t xml:space="preserve">9740 Skogsbevuxen myr </w:t>
+      </w:r>
+      <w:r>
+        <w:t>och</w:t>
+      </w:r>
+      <w:r>
+        <w:rPr>
+          <w:i/>
+        </w:rPr>
+        <w:t xml:space="preserve"> 6450 Svämängar </w:t>
+      </w:r>
+      <w:r>
+        <w:t>(SLU Artdatabanken, 2025).</w:t>
+      </w:r>
+    </w:p>
+    <w:p>
+      <w:r>
+        <w:rPr>
+          <w:b/>
+        </w:rPr>
+        <w:t>Nordisk stormhatt</w:t>
+      </w:r>
+      <w:r>
+        <w:t xml:space="preserve"> är typisk art för </w:t>
+      </w:r>
+      <w:r>
+        <w:rPr>
+          <w:i/>
+        </w:rPr>
+        <w:t xml:space="preserve">9050 Näringsrik granskog, 9040 Fjällbjörkskog </w:t>
+      </w:r>
+      <w:r>
+        <w:t xml:space="preserve">och </w:t>
+      </w:r>
+      <w:r>
+        <w:rPr>
+          <w:i/>
+        </w:rPr>
+        <w:t>6430 Högörtängar</w:t>
+      </w:r>
+      <w:r>
+        <w:t>. Stormhattsrotvecklare (NT) samt stormhattshumla, som är rödlistad som nära hotad (NT) på den europeiska rödlistan, är knuten till nordisk stormhatt</w:t>
+      </w:r>
+      <w:r>
+        <w:rPr>
+          <w:i/>
+        </w:rPr>
+        <w:t xml:space="preserve"> </w:t>
+      </w:r>
+      <w:r>
+        <w:t>(SLU Artdatabanken, 2026; IUCN, 2025).</w:t>
+      </w:r>
+    </w:p>
     <w:sectPr>
       <w:headerReference w:type="even" r:id="rId8"/>
       <w:headerReference w:type="default" r:id="rId9"/>
@@ -247,7 +343,7 @@
     <w:r>
       <w:tab/>
       <w:tab/>
-      <w:t>2026-09-14</w:t>
+      <w:t>2026-09-15</w:t>
       <w:br/>
       <w:br/>
     </w:r>

--- a/tillsyn/A 5033-2024 tillsynsbegäran.docx
+++ b/tillsyn/A 5033-2024 tillsynsbegäran.docx
@@ -343,7 +343,7 @@
     <w:r>
       <w:tab/>
       <w:tab/>
-      <w:t>2026-09-15</w:t>
+      <w:t>2026-09-16</w:t>
       <w:br/>
       <w:br/>
     </w:r>

--- a/tillsyn/A 5033-2024 tillsynsbegäran.docx
+++ b/tillsyn/A 5033-2024 tillsynsbegäran.docx
@@ -343,7 +343,7 @@
     <w:r>
       <w:tab/>
       <w:tab/>
-      <w:t>2026-09-16</w:t>
+      <w:t>2026-09-17</w:t>
       <w:br/>
       <w:br/>
     </w:r>

--- a/tillsyn/A 5033-2024 tillsynsbegäran.docx
+++ b/tillsyn/A 5033-2024 tillsynsbegäran.docx
@@ -343,7 +343,7 @@
     <w:r>
       <w:tab/>
       <w:tab/>
-      <w:t>2026-09-17</w:t>
+      <w:t>2026-09-18</w:t>
       <w:br/>
       <w:br/>
     </w:r>

--- a/tillsyn/A 5033-2024 tillsynsbegäran.docx
+++ b/tillsyn/A 5033-2024 tillsynsbegäran.docx
@@ -343,7 +343,7 @@
     <w:r>
       <w:tab/>
       <w:tab/>
-      <w:t>2026-09-18</w:t>
+      <w:t>2026-09-19</w:t>
       <w:br/>
       <w:br/>
     </w:r>

--- a/tillsyn/A 5033-2024 tillsynsbegäran.docx
+++ b/tillsyn/A 5033-2024 tillsynsbegäran.docx
@@ -343,7 +343,7 @@
     <w:r>
       <w:tab/>
       <w:tab/>
-      <w:t>2026-09-19</w:t>
+      <w:t>2026-09-21</w:t>
       <w:br/>
       <w:br/>
     </w:r>

--- a/tillsyn/A 5033-2024 tillsynsbegäran.docx
+++ b/tillsyn/A 5033-2024 tillsynsbegäran.docx
@@ -343,7 +343,7 @@
     <w:r>
       <w:tab/>
       <w:tab/>
-      <w:t>2026-09-21</w:t>
+      <w:t>2026-09-23</w:t>
       <w:br/>
       <w:br/>
     </w:r>

--- a/tillsyn/A 5033-2024 tillsynsbegäran.docx
+++ b/tillsyn/A 5033-2024 tillsynsbegäran.docx
@@ -343,7 +343,7 @@
     <w:r>
       <w:tab/>
       <w:tab/>
-      <w:t>2026-09-23</w:t>
+      <w:t>2026-09-24</w:t>
       <w:br/>
       <w:br/>
     </w:r>

--- a/tillsyn/A 5033-2024 tillsynsbegäran.docx
+++ b/tillsyn/A 5033-2024 tillsynsbegäran.docx
@@ -343,7 +343,7 @@
     <w:r>
       <w:tab/>
       <w:tab/>
-      <w:t>2026-09-24</w:t>
+      <w:t>2026-09-25</w:t>
       <w:br/>
       <w:br/>
     </w:r>

--- a/tillsyn/A 5033-2024 tillsynsbegäran.docx
+++ b/tillsyn/A 5033-2024 tillsynsbegäran.docx
@@ -343,7 +343,7 @@
     <w:r>
       <w:tab/>
       <w:tab/>
-      <w:t>2026-09-25</w:t>
+      <w:t>2026-09-26</w:t>
       <w:br/>
       <w:br/>
     </w:r>

--- a/tillsyn/A 5033-2024 tillsynsbegäran.docx
+++ b/tillsyn/A 5033-2024 tillsynsbegäran.docx
@@ -343,7 +343,7 @@
     <w:r>
       <w:tab/>
       <w:tab/>
-      <w:t>2026-09-26</w:t>
+      <w:t>2026-09-27</w:t>
       <w:br/>
       <w:br/>
     </w:r>

--- a/tillsyn/A 5033-2024 tillsynsbegäran.docx
+++ b/tillsyn/A 5033-2024 tillsynsbegäran.docx
@@ -343,7 +343,7 @@
     <w:r>
       <w:tab/>
       <w:tab/>
-      <w:t>2026-09-27</w:t>
+      <w:t>2026-09-28</w:t>
       <w:br/>
       <w:br/>
     </w:r>

--- a/tillsyn/A 5033-2024 tillsynsbegäran.docx
+++ b/tillsyn/A 5033-2024 tillsynsbegäran.docx
@@ -343,7 +343,7 @@
     <w:r>
       <w:tab/>
       <w:tab/>
-      <w:t>2026-09-28</w:t>
+      <w:t>2026-09-29</w:t>
       <w:br/>
       <w:br/>
     </w:r>

--- a/tillsyn/A 5033-2024 tillsynsbegäran.docx
+++ b/tillsyn/A 5033-2024 tillsynsbegäran.docx
@@ -343,7 +343,7 @@
     <w:r>
       <w:tab/>
       <w:tab/>
-      <w:t>2026-09-29</w:t>
+      <w:t>2026-09-30</w:t>
       <w:br/>
       <w:br/>
     </w:r>

--- a/tillsyn/A 5033-2024 tillsynsbegäran.docx
+++ b/tillsyn/A 5033-2024 tillsynsbegäran.docx
@@ -343,7 +343,7 @@
     <w:r>
       <w:tab/>
       <w:tab/>
-      <w:t>2026-09-30</w:t>
+      <w:t>2026-10-01</w:t>
       <w:br/>
       <w:br/>
     </w:r>

--- a/tillsyn/A 5033-2024 tillsynsbegäran.docx
+++ b/tillsyn/A 5033-2024 tillsynsbegäran.docx
@@ -343,7 +343,7 @@
     <w:r>
       <w:tab/>
       <w:tab/>
-      <w:t>2026-10-01</w:t>
+      <w:t>2026-10-02</w:t>
       <w:br/>
       <w:br/>
     </w:r>

--- a/tillsyn/A 5033-2024 tillsynsbegäran.docx
+++ b/tillsyn/A 5033-2024 tillsynsbegäran.docx
@@ -343,7 +343,7 @@
     <w:r>
       <w:tab/>
       <w:tab/>
-      <w:t>2026-10-02</w:t>
+      <w:t>2026-10-03</w:t>
       <w:br/>
       <w:br/>
     </w:r>

--- a/tillsyn/A 5033-2024 tillsynsbegäran.docx
+++ b/tillsyn/A 5033-2024 tillsynsbegäran.docx
@@ -343,7 +343,7 @@
     <w:r>
       <w:tab/>
       <w:tab/>
-      <w:t>2026-10-03</w:t>
+      <w:t>2026-10-04</w:t>
       <w:br/>
       <w:br/>
     </w:r>

--- a/tillsyn/A 5033-2024 tillsynsbegäran.docx
+++ b/tillsyn/A 5033-2024 tillsynsbegäran.docx
@@ -343,7 +343,7 @@
     <w:r>
       <w:tab/>
       <w:tab/>
-      <w:t>2026-10-04</w:t>
+      <w:t>2026-10-05</w:t>
       <w:br/>
       <w:br/>
     </w:r>

--- a/tillsyn/A 5033-2024 tillsynsbegäran.docx
+++ b/tillsyn/A 5033-2024 tillsynsbegäran.docx
@@ -343,7 +343,7 @@
     <w:r>
       <w:tab/>
       <w:tab/>
-      <w:t>2026-10-05</w:t>
+      <w:t>2026-10-06</w:t>
       <w:br/>
       <w:br/>
     </w:r>

--- a/tillsyn/A 5033-2024 tillsynsbegäran.docx
+++ b/tillsyn/A 5033-2024 tillsynsbegäran.docx
@@ -343,7 +343,7 @@
     <w:r>
       <w:tab/>
       <w:tab/>
-      <w:t>2026-10-06</w:t>
+      <w:t>2026-10-07</w:t>
       <w:br/>
       <w:br/>
     </w:r>

--- a/tillsyn/A 5033-2024 tillsynsbegäran.docx
+++ b/tillsyn/A 5033-2024 tillsynsbegäran.docx
@@ -343,7 +343,7 @@
     <w:r>
       <w:tab/>
       <w:tab/>
-      <w:t>2026-10-07</w:t>
+      <w:t>2026-10-08</w:t>
       <w:br/>
       <w:br/>
     </w:r>

--- a/tillsyn/A 5033-2024 tillsynsbegäran.docx
+++ b/tillsyn/A 5033-2024 tillsynsbegäran.docx
@@ -343,7 +343,7 @@
     <w:r>
       <w:tab/>
       <w:tab/>
-      <w:t>2026-10-08</w:t>
+      <w:t>2026-10-09</w:t>
       <w:br/>
       <w:br/>
     </w:r>

--- a/tillsyn/A 5033-2024 tillsynsbegäran.docx
+++ b/tillsyn/A 5033-2024 tillsynsbegäran.docx
@@ -343,7 +343,7 @@
     <w:r>
       <w:tab/>
       <w:tab/>
-      <w:t>2026-10-09</w:t>
+      <w:t>2026-10-10</w:t>
       <w:br/>
       <w:br/>
     </w:r>

--- a/tillsyn/A 5033-2024 tillsynsbegäran.docx
+++ b/tillsyn/A 5033-2024 tillsynsbegäran.docx
@@ -343,7 +343,7 @@
     <w:r>
       <w:tab/>
       <w:tab/>
-      <w:t>2026-10-10</w:t>
+      <w:t>2026-10-11</w:t>
       <w:br/>
       <w:br/>
     </w:r>

--- a/tillsyn/A 5033-2024 tillsynsbegäran.docx
+++ b/tillsyn/A 5033-2024 tillsynsbegäran.docx
@@ -343,7 +343,7 @@
     <w:r>
       <w:tab/>
       <w:tab/>
-      <w:t>2026-10-11</w:t>
+      <w:t>2026-10-12</w:t>
       <w:br/>
       <w:br/>
     </w:r>

--- a/tillsyn/A 5033-2024 tillsynsbegäran.docx
+++ b/tillsyn/A 5033-2024 tillsynsbegäran.docx
@@ -343,7 +343,7 @@
     <w:r>
       <w:tab/>
       <w:tab/>
-      <w:t>2026-10-12</w:t>
+      <w:t>2026-10-13</w:t>
       <w:br/>
       <w:br/>
     </w:r>

--- a/tillsyn/A 5033-2024 tillsynsbegäran.docx
+++ b/tillsyn/A 5033-2024 tillsynsbegäran.docx
@@ -343,7 +343,7 @@
     <w:r>
       <w:tab/>
       <w:tab/>
-      <w:t>2026-10-13</w:t>
+      <w:t>2026-10-14</w:t>
       <w:br/>
       <w:br/>
     </w:r>

--- a/tillsyn/A 5033-2024 tillsynsbegäran.docx
+++ b/tillsyn/A 5033-2024 tillsynsbegäran.docx
@@ -343,7 +343,7 @@
     <w:r>
       <w:tab/>
       <w:tab/>
-      <w:t>2026-10-14</w:t>
+      <w:t>2026-10-15</w:t>
       <w:br/>
       <w:br/>
     </w:r>

--- a/tillsyn/A 5033-2024 tillsynsbegäran.docx
+++ b/tillsyn/A 5033-2024 tillsynsbegäran.docx
@@ -343,7 +343,7 @@
     <w:r>
       <w:tab/>
       <w:tab/>
-      <w:t>2026-10-15</w:t>
+      <w:t>2026-10-16</w:t>
       <w:br/>
       <w:br/>
     </w:r>

--- a/tillsyn/A 5033-2024 tillsynsbegäran.docx
+++ b/tillsyn/A 5033-2024 tillsynsbegäran.docx
@@ -343,7 +343,7 @@
     <w:r>
       <w:tab/>
       <w:tab/>
-      <w:t>2026-10-16</w:t>
+      <w:t>2026-10-17</w:t>
       <w:br/>
       <w:br/>
     </w:r>

--- a/tillsyn/A 5033-2024 tillsynsbegäran.docx
+++ b/tillsyn/A 5033-2024 tillsynsbegäran.docx
@@ -343,7 +343,7 @@
     <w:r>
       <w:tab/>
       <w:tab/>
-      <w:t>2026-10-17</w:t>
+      <w:t>2026-10-18</w:t>
       <w:br/>
       <w:br/>
     </w:r>

--- a/tillsyn/A 5033-2024 tillsynsbegäran.docx
+++ b/tillsyn/A 5033-2024 tillsynsbegäran.docx
@@ -343,7 +343,7 @@
     <w:r>
       <w:tab/>
       <w:tab/>
-      <w:t>2026-10-18</w:t>
+      <w:t>2026-10-19</w:t>
       <w:br/>
       <w:br/>
     </w:r>

--- a/tillsyn/A 5033-2024 tillsynsbegäran.docx
+++ b/tillsyn/A 5033-2024 tillsynsbegäran.docx
@@ -343,7 +343,7 @@
     <w:r>
       <w:tab/>
       <w:tab/>
-      <w:t>2026-10-19</w:t>
+      <w:t>2026-10-20</w:t>
       <w:br/>
       <w:br/>
     </w:r>

--- a/tillsyn/A 5033-2024 tillsynsbegäran.docx
+++ b/tillsyn/A 5033-2024 tillsynsbegäran.docx
@@ -343,7 +343,7 @@
     <w:r>
       <w:tab/>
       <w:tab/>
-      <w:t>2026-10-20</w:t>
+      <w:t>2026-10-21</w:t>
       <w:br/>
       <w:br/>
     </w:r>

--- a/tillsyn/A 5033-2024 tillsynsbegäran.docx
+++ b/tillsyn/A 5033-2024 tillsynsbegäran.docx
@@ -343,7 +343,7 @@
     <w:r>
       <w:tab/>
       <w:tab/>
-      <w:t>2026-10-21</w:t>
+      <w:t>2026-10-22</w:t>
       <w:br/>
       <w:br/>
     </w:r>

--- a/tillsyn/A 5033-2024 tillsynsbegäran.docx
+++ b/tillsyn/A 5033-2024 tillsynsbegäran.docx
@@ -343,7 +343,7 @@
     <w:r>
       <w:tab/>
       <w:tab/>
-      <w:t>2026-10-22</w:t>
+      <w:t>2026-10-23</w:t>
       <w:br/>
       <w:br/>
     </w:r>

--- a/tillsyn/A 5033-2024 tillsynsbegäran.docx
+++ b/tillsyn/A 5033-2024 tillsynsbegäran.docx
@@ -343,7 +343,7 @@
     <w:r>
       <w:tab/>
       <w:tab/>
-      <w:t>2026-10-23</w:t>
+      <w:t>2026-10-24</w:t>
       <w:br/>
       <w:br/>
     </w:r>

--- a/tillsyn/A 5033-2024 tillsynsbegäran.docx
+++ b/tillsyn/A 5033-2024 tillsynsbegäran.docx
@@ -343,7 +343,7 @@
     <w:r>
       <w:tab/>
       <w:tab/>
-      <w:t>2026-10-24</w:t>
+      <w:t>2026-10-25</w:t>
       <w:br/>
       <w:br/>
     </w:r>

--- a/tillsyn/A 5033-2024 tillsynsbegäran.docx
+++ b/tillsyn/A 5033-2024 tillsynsbegäran.docx
@@ -343,7 +343,7 @@
     <w:r>
       <w:tab/>
       <w:tab/>
-      <w:t>2026-10-25</w:t>
+      <w:t>2026-10-26</w:t>
       <w:br/>
       <w:br/>
     </w:r>

--- a/tillsyn/A 5033-2024 tillsynsbegäran.docx
+++ b/tillsyn/A 5033-2024 tillsynsbegäran.docx
@@ -343,7 +343,7 @@
     <w:r>
       <w:tab/>
       <w:tab/>
-      <w:t>2026-10-26</w:t>
+      <w:t>2026-10-27</w:t>
       <w:br/>
       <w:br/>
     </w:r>

--- a/tillsyn/A 5033-2024 tillsynsbegäran.docx
+++ b/tillsyn/A 5033-2024 tillsynsbegäran.docx
@@ -343,7 +343,7 @@
     <w:r>
       <w:tab/>
       <w:tab/>
-      <w:t>2026-10-27</w:t>
+      <w:t>2026-10-28</w:t>
       <w:br/>
       <w:br/>
     </w:r>

--- a/tillsyn/A 5033-2024 tillsynsbegäran.docx
+++ b/tillsyn/A 5033-2024 tillsynsbegäran.docx
@@ -343,7 +343,7 @@
     <w:r>
       <w:tab/>
       <w:tab/>
-      <w:t>2026-10-28</w:t>
+      <w:t>2026-10-29</w:t>
       <w:br/>
       <w:br/>
     </w:r>

--- a/tillsyn/A 5033-2024 tillsynsbegäran.docx
+++ b/tillsyn/A 5033-2024 tillsynsbegäran.docx
@@ -343,7 +343,7 @@
     <w:r>
       <w:tab/>
       <w:tab/>
-      <w:t>2026-10-29</w:t>
+      <w:t>2026-10-31</w:t>
       <w:br/>
       <w:br/>
     </w:r>
